--- a/examples/timeseries/doc/02_ts_encode-decode.docx
+++ b/examples/timeseries/doc/02_ts_encode-decode.docx
@@ -51,6 +51,45 @@
       <w:pPr>
         <w:pStyle w:val="SourceCode"/>
       </w:pPr>
+      <w:r>
+        <w:rPr>
+          <w:rStyle w:val="FunctionTok"/>
+        </w:rPr>
+        <w:t xml:space="preserve">source</w:t>
+      </w:r>
+      <w:r>
+        <w:rPr>
+          <w:rStyle w:val="NormalTok"/>
+        </w:rPr>
+        <w:t xml:space="preserve">(</w:t>
+      </w:r>
+      <w:r>
+        <w:rPr>
+          <w:rStyle w:val="FunctionTok"/>
+        </w:rPr>
+        <w:t xml:space="preserve">url</w:t>
+      </w:r>
+      <w:r>
+        <w:rPr>
+          <w:rStyle w:val="NormalTok"/>
+        </w:rPr>
+        <w:t xml:space="preserve">(</w:t>
+      </w:r>
+      <w:r>
+        <w:rPr>
+          <w:rStyle w:val="StringTok"/>
+        </w:rPr>
+        <w:t xml:space="preserve">"https://raw.githubusercontent.com/cefet-rj-dal/daltoolboxdp/main/examples/seed.R"</w:t>
+      </w:r>
+      <w:r>
+        <w:rPr>
+          <w:rStyle w:val="NormalTok"/>
+        </w:rPr>
+        <w:t xml:space="preserve">))</w:t>
+      </w:r>
+      <w:r>
+        <w:br/>
+      </w:r>
       <w:r>
         <w:rPr>
           <w:rStyle w:val="CommentTok"/>
@@ -790,6 +829,21 @@
       </w:r>
       <w:r>
         <w:rPr>
+          <w:rStyle w:val="FunctionTok"/>
+        </w:rPr>
+        <w:t xml:space="preserve">set_example_seed</w:t>
+      </w:r>
+      <w:r>
+        <w:rPr>
+          <w:rStyle w:val="NormalTok"/>
+        </w:rPr>
+        <w:t xml:space="preserve">()</w:t>
+      </w:r>
+      <w:r>
+        <w:br/>
+      </w:r>
+      <w:r>
+        <w:rPr>
           <w:rStyle w:val="NormalTok"/>
         </w:rPr>
         <w:t xml:space="preserve">auto </w:t>
@@ -1003,61 +1057,61 @@
         <w:rPr>
           <w:rStyle w:val="VerbatimChar"/>
         </w:rPr>
-        <w:t xml:space="preserve">##             [,1]      [,2]      [,3]      [,4]      [,5]</w:t>
-      </w:r>
-      <w:r>
-        <w:br/>
-      </w:r>
-      <w:r>
-        <w:rPr>
-          <w:rStyle w:val="VerbatimChar"/>
-        </w:rPr>
-        <w:t xml:space="preserve">## [1,] -0.00675039 0.3144473 0.5369650 0.6467962 0.8037730</w:t>
-      </w:r>
-      <w:r>
-        <w:br/>
-      </w:r>
-      <w:r>
-        <w:rPr>
-          <w:rStyle w:val="VerbatimChar"/>
-        </w:rPr>
-        <w:t xml:space="preserve">## [2,]  0.24005219 0.5332720 0.7222347 0.8097209 0.9351729</w:t>
-      </w:r>
-      <w:r>
-        <w:br/>
-      </w:r>
-      <w:r>
-        <w:rPr>
-          <w:rStyle w:val="VerbatimChar"/>
-        </w:rPr>
-        <w:t xml:space="preserve">## [3,]  0.45920840 0.7013658 0.8450642 0.8884892 0.9963930</w:t>
-      </w:r>
-      <w:r>
-        <w:br/>
-      </w:r>
-      <w:r>
-        <w:rPr>
-          <w:rStyle w:val="VerbatimChar"/>
-        </w:rPr>
-        <w:t xml:space="preserve">## [4,]  0.67386049 0.8554488 0.9303247 0.9299266 0.9692301</w:t>
-      </w:r>
-      <w:r>
-        <w:br/>
-      </w:r>
-      <w:r>
-        <w:rPr>
-          <w:rStyle w:val="VerbatimChar"/>
-        </w:rPr>
-        <w:t xml:space="preserve">## [5,]  0.86409807 0.9575740 0.9607112 0.9432069 0.8992014</w:t>
-      </w:r>
-      <w:r>
-        <w:br/>
-      </w:r>
-      <w:r>
-        <w:rPr>
-          <w:rStyle w:val="VerbatimChar"/>
-        </w:rPr>
-        <w:t xml:space="preserve">## [6,]  0.98816168 0.9942968 0.9299460 0.9085716 0.7825539</w:t>
+        <w:t xml:space="preserve">##           [,1]      [,2]      [,3]      [,4]      [,5]</w:t>
+      </w:r>
+      <w:r>
+        <w:br/>
+      </w:r>
+      <w:r>
+        <w:rPr>
+          <w:rStyle w:val="VerbatimChar"/>
+        </w:rPr>
+        <w:t xml:space="preserve">## [1,] 0.1737699 0.3528315 0.4219284 0.5866906 0.6866236</w:t>
+      </w:r>
+      <w:r>
+        <w:br/>
+      </w:r>
+      <w:r>
+        <w:rPr>
+          <w:rStyle w:val="VerbatimChar"/>
+        </w:rPr>
+        <w:t xml:space="preserve">## [2,] 0.4188232 0.5779814 0.6642898 0.7816799 0.8236263</w:t>
+      </w:r>
+      <w:r>
+        <w:br/>
+      </w:r>
+      <w:r>
+        <w:rPr>
+          <w:rStyle w:val="VerbatimChar"/>
+        </w:rPr>
+        <w:t xml:space="preserve">## [3,] 0.6210196 0.7504283 0.8578256 0.9102328 0.9160316</w:t>
+      </w:r>
+      <w:r>
+        <w:br/>
+      </w:r>
+      <w:r>
+        <w:rPr>
+          <w:rStyle w:val="VerbatimChar"/>
+        </w:rPr>
+        <w:t xml:space="preserve">## [4,] 0.7572393 0.8593854 0.9720352 0.9815363 0.9478498</w:t>
+      </w:r>
+      <w:r>
+        <w:br/>
+      </w:r>
+      <w:r>
+        <w:rPr>
+          <w:rStyle w:val="VerbatimChar"/>
+        </w:rPr>
+        <w:t xml:space="preserve">## [5,] 0.8397456 0.9144131 1.0092331 0.9905427 0.9162860</w:t>
+      </w:r>
+      <w:r>
+        <w:br/>
+      </w:r>
+      <w:r>
+        <w:rPr>
+          <w:rStyle w:val="VerbatimChar"/>
+        </w:rPr>
+        <w:t xml:space="preserve">## [6,] 0.8624422 0.9146932 0.9777943 0.9532256 0.8295609</w:t>
       </w:r>
     </w:p>
     <w:p>
@@ -1223,52 +1277,52 @@
         <w:rPr>
           <w:rStyle w:val="VerbatimChar"/>
         </w:rPr>
-        <w:t xml:space="preserve">##           [,1]       [,2]       [,3]        [,4]       [,5]</w:t>
-      </w:r>
-      <w:r>
-        <w:br/>
-      </w:r>
-      <w:r>
-        <w:rPr>
-          <w:rStyle w:val="VerbatimChar"/>
-        </w:rPr>
-        <w:t xml:space="preserve">## [1,] 1.0229124  0.8798418  0.7362882  0.73188686  0.4574116</w:t>
-      </w:r>
-      <w:r>
-        <w:br/>
-      </w:r>
-      <w:r>
-        <w:rPr>
-          <w:rStyle w:val="VerbatimChar"/>
-        </w:rPr>
-        <w:t xml:space="preserve">## [2,] 0.9220788  0.7197322  0.5729905  0.58139384  0.2561637</w:t>
-      </w:r>
-      <w:r>
-        <w:br/>
-      </w:r>
-      <w:r>
-        <w:rPr>
-          <w:rStyle w:val="VerbatimChar"/>
-        </w:rPr>
-        <w:t xml:space="preserve">## [3,] 0.8403827  0.4674396  0.2239445  0.24409267 -0.1848854</w:t>
-      </w:r>
-      <w:r>
-        <w:br/>
-      </w:r>
-      <w:r>
-        <w:rPr>
-          <w:rStyle w:val="VerbatimChar"/>
-        </w:rPr>
-        <w:t xml:space="preserve">## [4,] 0.5306146  0.1906195  0.0217180 -0.05321822 -0.3908328</w:t>
-      </w:r>
-      <w:r>
-        <w:br/>
-      </w:r>
-      <w:r>
-        <w:rPr>
-          <w:rStyle w:val="VerbatimChar"/>
-        </w:rPr>
-        <w:t xml:space="preserve">## [5,] 0.1433797 -0.1271850 -0.2227965 -0.37598518 -0.5834533</w:t>
+        <w:t xml:space="preserve">##            [,1]       [,2]       [,3]         [,4]        [,5]</w:t>
+      </w:r>
+      <w:r>
+        <w:br/>
+      </w:r>
+      <w:r>
+        <w:rPr>
+          <w:rStyle w:val="VerbatimChar"/>
+        </w:rPr>
+        <w:t xml:space="preserve">## [1,] 0.75561529 0.80974257 0.78036916  0.739842951  0.55398911</w:t>
+      </w:r>
+      <w:r>
+        <w:br/>
+      </w:r>
+      <w:r>
+        <w:rPr>
+          <w:rStyle w:val="VerbatimChar"/>
+        </w:rPr>
+        <w:t xml:space="preserve">## [2,] 0.61527532 0.68745744 0.58861226  0.547835588  0.33978754</w:t>
+      </w:r>
+      <w:r>
+        <w:br/>
+      </w:r>
+      <w:r>
+        <w:rPr>
+          <w:rStyle w:val="VerbatimChar"/>
+        </w:rPr>
+        <w:t xml:space="preserve">## [3,] 0.43230015 0.46701068 0.35987493  0.262289554  0.07695113</w:t>
+      </w:r>
+      <w:r>
+        <w:br/>
+      </w:r>
+      <w:r>
+        <w:rPr>
+          <w:rStyle w:val="VerbatimChar"/>
+        </w:rPr>
+        <w:t xml:space="preserve">## [4,] 0.23522390 0.24550679 0.17915291  0.006133974 -0.12694584</w:t>
+      </w:r>
+      <w:r>
+        <w:br/>
+      </w:r>
+      <w:r>
+        <w:rPr>
+          <w:rStyle w:val="VerbatimChar"/>
+        </w:rPr>
+        <w:t xml:space="preserve">## [5,] 0.05097514 0.04747196 0.03879585 -0.161284864 -0.25191396</w:t>
       </w:r>
     </w:p>
     <w:p>

--- a/examples/timeseries/doc/02_ts_encode-decode.docx
+++ b/examples/timeseries/doc/02_ts_encode-decode.docx
@@ -562,7 +562,7 @@
               <a:graphicData uri="http://schemas.openxmlformats.org/drawingml/2006/picture">
                 <pic:pic>
                   <pic:nvPicPr>
-                    <pic:cNvPr descr="/home/gpca/daltoolboxdp/examples/timeseries/doc/02_ts_encode-decode_files/8c6b857ed50fea675684c31cd93883bef0cd5e37.png" id="11" name="Picture"/>
+                    <pic:cNvPr descr="C:\Git\dal\daltoolboxdp\examples\timeseries\doc\02_ts_encode-decode_files/996437f0ef4b02187e64e6ca63b35260bd82ffa1.png" id="11" name="Picture"/>
                     <pic:cNvPicPr>
                       <a:picLocks noChangeArrowheads="1" noChangeAspect="1"/>
                     </pic:cNvPicPr>
@@ -1066,52 +1066,52 @@
         <w:rPr>
           <w:rStyle w:val="VerbatimChar"/>
         </w:rPr>
-        <w:t xml:space="preserve">## [1,] 0.1737699 0.3528315 0.4219284 0.5866906 0.6866236</w:t>
-      </w:r>
-      <w:r>
-        <w:br/>
-      </w:r>
-      <w:r>
-        <w:rPr>
-          <w:rStyle w:val="VerbatimChar"/>
-        </w:rPr>
-        <w:t xml:space="preserve">## [2,] 0.4188232 0.5779814 0.6642898 0.7816799 0.8236263</w:t>
-      </w:r>
-      <w:r>
-        <w:br/>
-      </w:r>
-      <w:r>
-        <w:rPr>
-          <w:rStyle w:val="VerbatimChar"/>
-        </w:rPr>
-        <w:t xml:space="preserve">## [3,] 0.6210196 0.7504283 0.8578256 0.9102328 0.9160316</w:t>
-      </w:r>
-      <w:r>
-        <w:br/>
-      </w:r>
-      <w:r>
-        <w:rPr>
-          <w:rStyle w:val="VerbatimChar"/>
-        </w:rPr>
-        <w:t xml:space="preserve">## [4,] 0.7572393 0.8593854 0.9720352 0.9815363 0.9478498</w:t>
-      </w:r>
-      <w:r>
-        <w:br/>
-      </w:r>
-      <w:r>
-        <w:rPr>
-          <w:rStyle w:val="VerbatimChar"/>
-        </w:rPr>
-        <w:t xml:space="preserve">## [5,] 0.8397456 0.9144131 1.0092331 0.9905427 0.9162860</w:t>
-      </w:r>
-      <w:r>
-        <w:br/>
-      </w:r>
-      <w:r>
-        <w:rPr>
-          <w:rStyle w:val="VerbatimChar"/>
-        </w:rPr>
-        <w:t xml:space="preserve">## [6,] 0.8624422 0.9146932 0.9777943 0.9532256 0.8295609</w:t>
+        <w:t xml:space="preserve">## [1,] 0.1737699 0.3528316 0.4219284 0.5866906 0.6866235</w:t>
+      </w:r>
+      <w:r>
+        <w:br/>
+      </w:r>
+      <w:r>
+        <w:rPr>
+          <w:rStyle w:val="VerbatimChar"/>
+        </w:rPr>
+        <w:t xml:space="preserve">## [2,] 0.4188232 0.5779814 0.6642900 0.7816799 0.8236263</w:t>
+      </w:r>
+      <w:r>
+        <w:br/>
+      </w:r>
+      <w:r>
+        <w:rPr>
+          <w:rStyle w:val="VerbatimChar"/>
+        </w:rPr>
+        <w:t xml:space="preserve">## [3,] 0.6210195 0.7504281 0.8578256 0.9102329 0.9160316</w:t>
+      </w:r>
+      <w:r>
+        <w:br/>
+      </w:r>
+      <w:r>
+        <w:rPr>
+          <w:rStyle w:val="VerbatimChar"/>
+        </w:rPr>
+        <w:t xml:space="preserve">## [4,] 0.7572392 0.8593853 0.9720351 0.9815363 0.9478498</w:t>
+      </w:r>
+      <w:r>
+        <w:br/>
+      </w:r>
+      <w:r>
+        <w:rPr>
+          <w:rStyle w:val="VerbatimChar"/>
+        </w:rPr>
+        <w:t xml:space="preserve">## [5,] 0.8397454 0.9144130 1.0092331 0.9905425 0.9162861</w:t>
+      </w:r>
+      <w:r>
+        <w:br/>
+      </w:r>
+      <w:r>
+        <w:rPr>
+          <w:rStyle w:val="VerbatimChar"/>
+        </w:rPr>
+        <w:t xml:space="preserve">## [6,] 0.8624419 0.9146934 0.9777942 0.9532257 0.8295608</w:t>
       </w:r>
     </w:p>
     <w:p>
@@ -1286,43 +1286,43 @@
         <w:rPr>
           <w:rStyle w:val="VerbatimChar"/>
         </w:rPr>
-        <w:t xml:space="preserve">## [1,] 0.75561529 0.80974257 0.78036916  0.739842951  0.55398911</w:t>
-      </w:r>
-      <w:r>
-        <w:br/>
-      </w:r>
-      <w:r>
-        <w:rPr>
-          <w:rStyle w:val="VerbatimChar"/>
-        </w:rPr>
-        <w:t xml:space="preserve">## [2,] 0.61527532 0.68745744 0.58861226  0.547835588  0.33978754</w:t>
-      </w:r>
-      <w:r>
-        <w:br/>
-      </w:r>
-      <w:r>
-        <w:rPr>
-          <w:rStyle w:val="VerbatimChar"/>
-        </w:rPr>
-        <w:t xml:space="preserve">## [3,] 0.43230015 0.46701068 0.35987493  0.262289554  0.07695113</w:t>
-      </w:r>
-      <w:r>
-        <w:br/>
-      </w:r>
-      <w:r>
-        <w:rPr>
-          <w:rStyle w:val="VerbatimChar"/>
-        </w:rPr>
-        <w:t xml:space="preserve">## [4,] 0.23522390 0.24550679 0.17915291  0.006133974 -0.12694584</w:t>
-      </w:r>
-      <w:r>
-        <w:br/>
-      </w:r>
-      <w:r>
-        <w:rPr>
-          <w:rStyle w:val="VerbatimChar"/>
-        </w:rPr>
-        <w:t xml:space="preserve">## [5,] 0.05097514 0.04747196 0.03879585 -0.161284864 -0.25191396</w:t>
+        <w:t xml:space="preserve">## [1,] 0.75561535 0.80974263 0.78036916  0.739842892  0.55398899</w:t>
+      </w:r>
+      <w:r>
+        <w:br/>
+      </w:r>
+      <w:r>
+        <w:rPr>
+          <w:rStyle w:val="VerbatimChar"/>
+        </w:rPr>
+        <w:t xml:space="preserve">## [2,] 0.61527532 0.68745738 0.58861232  0.547835588  0.33978760</w:t>
+      </w:r>
+      <w:r>
+        <w:br/>
+      </w:r>
+      <w:r>
+        <w:rPr>
+          <w:rStyle w:val="VerbatimChar"/>
+        </w:rPr>
+        <w:t xml:space="preserve">## [3,] 0.43230012 0.46701056 0.35987490  0.262289613  0.07695119</w:t>
+      </w:r>
+      <w:r>
+        <w:br/>
+      </w:r>
+      <w:r>
+        <w:rPr>
+          <w:rStyle w:val="VerbatimChar"/>
+        </w:rPr>
+        <w:t xml:space="preserve">## [4,] 0.23522383 0.24550673 0.17915288  0.006133981 -0.12694587</w:t>
+      </w:r>
+      <w:r>
+        <w:br/>
+      </w:r>
+      <w:r>
+        <w:rPr>
+          <w:rStyle w:val="VerbatimChar"/>
+        </w:rPr>
+        <w:t xml:space="preserve">## [5,] 0.05097515 0.04747196 0.03879584 -0.161284864 -0.25191402</w:t>
       </w:r>
     </w:p>
     <w:p>

--- a/examples/timeseries/doc/02_ts_encode-decode.docx
+++ b/examples/timeseries/doc/02_ts_encode-decode.docx
@@ -562,7 +562,7 @@
               <a:graphicData uri="http://schemas.openxmlformats.org/drawingml/2006/picture">
                 <pic:pic>
                   <pic:nvPicPr>
-                    <pic:cNvPr descr="C:\Git\dal\daltoolboxdp\examples\timeseries\doc\02_ts_encode-decode_files/996437f0ef4b02187e64e6ca63b35260bd82ffa1.png" id="11" name="Picture"/>
+                    <pic:cNvPr descr="/home/gpca/daltoolboxdp/examples/timeseries/doc/02_ts_encode-decode_files/8c6b857ed50fea675684c31cd93883bef0cd5e37.png" id="11" name="Picture"/>
                     <pic:cNvPicPr>
                       <a:picLocks noChangeArrowheads="1" noChangeAspect="1"/>
                     </pic:cNvPicPr>
@@ -1066,52 +1066,52 @@
         <w:rPr>
           <w:rStyle w:val="VerbatimChar"/>
         </w:rPr>
-        <w:t xml:space="preserve">## [1,] 0.1737699 0.3528316 0.4219284 0.5866906 0.6866235</w:t>
-      </w:r>
-      <w:r>
-        <w:br/>
-      </w:r>
-      <w:r>
-        <w:rPr>
-          <w:rStyle w:val="VerbatimChar"/>
-        </w:rPr>
-        <w:t xml:space="preserve">## [2,] 0.4188232 0.5779814 0.6642900 0.7816799 0.8236263</w:t>
-      </w:r>
-      <w:r>
-        <w:br/>
-      </w:r>
-      <w:r>
-        <w:rPr>
-          <w:rStyle w:val="VerbatimChar"/>
-        </w:rPr>
-        <w:t xml:space="preserve">## [3,] 0.6210195 0.7504281 0.8578256 0.9102329 0.9160316</w:t>
-      </w:r>
-      <w:r>
-        <w:br/>
-      </w:r>
-      <w:r>
-        <w:rPr>
-          <w:rStyle w:val="VerbatimChar"/>
-        </w:rPr>
-        <w:t xml:space="preserve">## [4,] 0.7572392 0.8593853 0.9720351 0.9815363 0.9478498</w:t>
-      </w:r>
-      <w:r>
-        <w:br/>
-      </w:r>
-      <w:r>
-        <w:rPr>
-          <w:rStyle w:val="VerbatimChar"/>
-        </w:rPr>
-        <w:t xml:space="preserve">## [5,] 0.8397454 0.9144130 1.0092331 0.9905425 0.9162861</w:t>
-      </w:r>
-      <w:r>
-        <w:br/>
-      </w:r>
-      <w:r>
-        <w:rPr>
-          <w:rStyle w:val="VerbatimChar"/>
-        </w:rPr>
-        <w:t xml:space="preserve">## [6,] 0.8624419 0.9146934 0.9777942 0.9532257 0.8295608</w:t>
+        <w:t xml:space="preserve">## [1,] 0.1737699 0.3528315 0.4219284 0.5866906 0.6866236</w:t>
+      </w:r>
+      <w:r>
+        <w:br/>
+      </w:r>
+      <w:r>
+        <w:rPr>
+          <w:rStyle w:val="VerbatimChar"/>
+        </w:rPr>
+        <w:t xml:space="preserve">## [2,] 0.4188232 0.5779814 0.6642898 0.7816799 0.8236263</w:t>
+      </w:r>
+      <w:r>
+        <w:br/>
+      </w:r>
+      <w:r>
+        <w:rPr>
+          <w:rStyle w:val="VerbatimChar"/>
+        </w:rPr>
+        <w:t xml:space="preserve">## [3,] 0.6210196 0.7504283 0.8578256 0.9102328 0.9160316</w:t>
+      </w:r>
+      <w:r>
+        <w:br/>
+      </w:r>
+      <w:r>
+        <w:rPr>
+          <w:rStyle w:val="VerbatimChar"/>
+        </w:rPr>
+        <w:t xml:space="preserve">## [4,] 0.7572393 0.8593854 0.9720352 0.9815363 0.9478498</w:t>
+      </w:r>
+      <w:r>
+        <w:br/>
+      </w:r>
+      <w:r>
+        <w:rPr>
+          <w:rStyle w:val="VerbatimChar"/>
+        </w:rPr>
+        <w:t xml:space="preserve">## [5,] 0.8397456 0.9144131 1.0092331 0.9905427 0.9162860</w:t>
+      </w:r>
+      <w:r>
+        <w:br/>
+      </w:r>
+      <w:r>
+        <w:rPr>
+          <w:rStyle w:val="VerbatimChar"/>
+        </w:rPr>
+        <w:t xml:space="preserve">## [6,] 0.8624422 0.9146932 0.9777943 0.9532256 0.8295609</w:t>
       </w:r>
     </w:p>
     <w:p>
@@ -1286,43 +1286,43 @@
         <w:rPr>
           <w:rStyle w:val="VerbatimChar"/>
         </w:rPr>
-        <w:t xml:space="preserve">## [1,] 0.75561535 0.80974263 0.78036916  0.739842892  0.55398899</w:t>
-      </w:r>
-      <w:r>
-        <w:br/>
-      </w:r>
-      <w:r>
-        <w:rPr>
-          <w:rStyle w:val="VerbatimChar"/>
-        </w:rPr>
-        <w:t xml:space="preserve">## [2,] 0.61527532 0.68745738 0.58861232  0.547835588  0.33978760</w:t>
-      </w:r>
-      <w:r>
-        <w:br/>
-      </w:r>
-      <w:r>
-        <w:rPr>
-          <w:rStyle w:val="VerbatimChar"/>
-        </w:rPr>
-        <w:t xml:space="preserve">## [3,] 0.43230012 0.46701056 0.35987490  0.262289613  0.07695119</w:t>
-      </w:r>
-      <w:r>
-        <w:br/>
-      </w:r>
-      <w:r>
-        <w:rPr>
-          <w:rStyle w:val="VerbatimChar"/>
-        </w:rPr>
-        <w:t xml:space="preserve">## [4,] 0.23522383 0.24550673 0.17915288  0.006133981 -0.12694587</w:t>
-      </w:r>
-      <w:r>
-        <w:br/>
-      </w:r>
-      <w:r>
-        <w:rPr>
-          <w:rStyle w:val="VerbatimChar"/>
-        </w:rPr>
-        <w:t xml:space="preserve">## [5,] 0.05097515 0.04747196 0.03879584 -0.161284864 -0.25191402</w:t>
+        <w:t xml:space="preserve">## [1,] 0.75561529 0.80974257 0.78036916  0.739842951  0.55398911</w:t>
+      </w:r>
+      <w:r>
+        <w:br/>
+      </w:r>
+      <w:r>
+        <w:rPr>
+          <w:rStyle w:val="VerbatimChar"/>
+        </w:rPr>
+        <w:t xml:space="preserve">## [2,] 0.61527532 0.68745744 0.58861226  0.547835588  0.33978754</w:t>
+      </w:r>
+      <w:r>
+        <w:br/>
+      </w:r>
+      <w:r>
+        <w:rPr>
+          <w:rStyle w:val="VerbatimChar"/>
+        </w:rPr>
+        <w:t xml:space="preserve">## [3,] 0.43230015 0.46701068 0.35987493  0.262289554  0.07695113</w:t>
+      </w:r>
+      <w:r>
+        <w:br/>
+      </w:r>
+      <w:r>
+        <w:rPr>
+          <w:rStyle w:val="VerbatimChar"/>
+        </w:rPr>
+        <w:t xml:space="preserve">## [4,] 0.23522390 0.24550679 0.17915291  0.006133974 -0.12694584</w:t>
+      </w:r>
+      <w:r>
+        <w:br/>
+      </w:r>
+      <w:r>
+        <w:rPr>
+          <w:rStyle w:val="VerbatimChar"/>
+        </w:rPr>
+        <w:t xml:space="preserve">## [5,] 0.05097514 0.04747196 0.03879585 -0.161284864 -0.25191396</w:t>
       </w:r>
     </w:p>
     <w:p>
